--- a/Arquitectura de Sistemas Computacionales/Kit docente/Clase 15/Solucion Taller Clase 15 - CloudLite.docx
+++ b/Arquitectura de Sistemas Computacionales/Kit docente/Clase 15/Solucion Taller Clase 15 - CloudLite.docx
@@ -265,7 +265,7 @@
           <w:color w:val="4A4A49"/>
           <w:sz w:val="22"/>
         </w:rPr>
-        <w:t>Entregable: Paquete final en ExamLab (módulo Proyectos) + pitch de 5–8 min sustentado hoy en clase + Q&amp;A</w:t>
+        <w:t>Entregable: Paquete final en la plataforma del curso (módulo Proyectos) + pitch de 5–8 min sustentado hoy en clase + Q&amp;A</w:t>
       </w:r>
     </w:p>
     <w:p>

--- a/Arquitectura de Sistemas Computacionales/Kit docente/Clase 15/Solucion Taller Clase 15 - CloudLite.docx
+++ b/Arquitectura de Sistemas Computacionales/Kit docente/Clase 15/Solucion Taller Clase 15 - CloudLite.docx
@@ -2675,7 +2675,7 @@
           <w:color w:val="4A4A49"/>
           <w:sz w:val="22"/>
         </w:rPr>
-        <w:t>: la base y la cola no pueden iniciar conexiones hacia afuera, que es exactamente el control que evita la exfiltracion de la Clase 6. Entrante y saliente son dos reglas distintas y es el error conceptual mas comun sobre subredes.</w:t>
+        <w:t>: la base y la cola no pueden iniciar conexiones hacia afuera, que es exactamente el control que evita la fuga de datos de la Clase 6. Entrante y saliente son dos reglas distintas y es el error conceptual mas comun sobre subredes.</w:t>
       </w:r>
     </w:p>
     <w:p>
@@ -4552,7 +4552,7 @@
           <w:color w:val="4A4A49"/>
           <w:sz w:val="21"/>
         </w:rPr>
-        <w:t>, no 2, asi que un reinicio son unos 20 segundos de caida. Se acepta para bajar de 720 a 480 horas encendidas al mes, que era el apalancamiento declarado en la seccion de costos.</w:t>
+        <w:t>, no 2, asi que un reinicio son unos 20 segundos de caida. Se acepta para bajar de 720 a 480 horas encendidas al mes, que era la medida de ahorro declarada en la seccion de costos.</w:t>
       </w:r>
     </w:p>
     <w:p>
@@ -5522,7 +5522,7 @@
           <w:color w:val="4A4A49"/>
           <w:sz w:val="22"/>
         </w:rPr>
-        <w:t xml:space="preserve"> («la otra opcion era hacerlo mal»). No es una alternativa, es un espantapajaros. La alternativa descartada tiene que ser la que alguien razonable defenderia.</w:t>
+        <w:t xml:space="preserve"> («la otra opcion era hacerlo mal»). No es una alternativa, es una opcion de relleno. La alternativa descartada tiene que ser la que alguien razonable defenderia.</w:t>
       </w:r>
     </w:p>
     <w:p>
